--- a/benchmarks/datasets/seed-cases-v1/_source/task03/task03_case2.docx
+++ b/benchmarks/datasets/seed-cases-v1/_source/task03/task03_case2.docx
@@ -59,7 +59,7 @@
           <w:sz w:val="22"/>
           <w:szCs w:val="22"/>
         </w:rPr>
-        <w:t xml:space="preserve">公司信息：XX咨询有限公司，商务服务业，非CIIO。业务概述：提供管理咨询服务。出境场景描述：客户数据传至英国办公室用于全球客户服务协同。合法性基础：履行合同。必要性论证：全球客户服务需要统一客户视图和信息共享。</w:t>
+        <w:t>公司信息：明远咨询有限公司，商务服务业，非CIIO。业务概述：提供管理咨询服务。出境场景描述：客户数据传至英国办公室用于全球客户服务协同。合法性基础：履行合同。必要性论证：全球客户服务需要统一客户视图和信息共享。</w:t>
       </w:r>
     </w:p>
     <w:p>
@@ -87,7 +87,7 @@
           <w:sz w:val="22"/>
           <w:szCs w:val="22"/>
         </w:rPr>
-        <w:t xml:space="preserve">数据字段名：客户姓名、电子邮箱、电话号码、公司名称、职位、咨询记录摘要。业务描述：客户关系管理。数据类型：一般个人信息。是否个人信息：是。是否敏感：否。示例数据：客户李某，lisi@company.com，138XXXX1234，XX科技有限公司，总监。所属业务场景：客户服务。累计约15万客户。</w:t>
+        <w:t>数据字段名：客户姓名、电子邮箱、电话号码、公司名称、职位、咨询记录摘要。业务描述：客户关系管理。数据类型：一般个人信息。是否个人信息：是。是否敏感：否。示例数据：客户李某，lisi@company.com，138XXXX1234，云驰科技有限公司，总监。所属业务场景：客户服务。累计约15万客户。</w:t>
       </w:r>
     </w:p>
     <w:p>
@@ -143,7 +143,7 @@
           <w:sz w:val="22"/>
           <w:szCs w:val="22"/>
         </w:rPr>
-        <w:t xml:space="preserve">基本情况：XX Consulting UK Ltd.（英国），同集团子公司。处理用途方式：客户服务和项目管理。安全保护能力：部署防火墙、加密存储、访问控制。</w:t>
+        <w:t>基本情况：Mingyuan Consulting UK Ltd.（英国），同集团子公司。处理用途方式：客户服务和项目管理。安全保护能力：部署防火墙、加密存储、访问控制。</w:t>
       </w:r>
     </w:p>
     <w:p>
@@ -287,7 +287,7 @@
           <w:sz w:val="22"/>
           <w:szCs w:val="22"/>
         </w:rPr>
-        <w:t xml:space="preserve">（一）个人信息处理者基本情况：XX咨询有限公司，商务服务业，非CIIO。累计向境外提供约15万客户一般个人信息，处于10万至100万区间，适用标准合同路径。</w:t>
+        <w:t>（一）个人信息处理者基本情况：明远咨询有限公司，商务服务业，非CIIO。累计向境外提供约15万客户一般个人信息，处于10万至100万区间，适用标准合同路径。</w:t>
       </w:r>
     </w:p>
     <w:p>
@@ -339,7 +339,7 @@
           <w:sz w:val="22"/>
           <w:szCs w:val="22"/>
         </w:rPr>
-        <w:t xml:space="preserve">（五）境外接收方情况：XX Consulting UK Ltd.（英国），同集团子公司。处理目的为客户服务和项目管理。</w:t>
+        <w:t>（五）境外接收方情况：Mingyuan Consulting UK Ltd.（英国），同集团子公司。处理目的为客户服务和项目管理。</w:t>
       </w:r>
     </w:p>
     <w:p>
